--- a/Book3-Hyperrhyme_Mapping.docx
+++ b/Book3-Hyperrhyme_Mapping.docx
@@ -120,10 +120,25 @@
         <w:rPr>
           <w:b/>
         </w:rPr>
+        <w:t>Document Classification:</w:t>
+      </w:r>
+      <w:r>
+        <w:t xml:space="preserve"> FULL-TEXT SYNOPSIS &amp; CHAPTER MANUSCRIPTS</w:t>
+      </w:r>
+    </w:p>
+    <w:p>
+      <w:pPr>
+        <w:spacing w:after="120" w:line="276" w:lineRule="auto"/>
+      </w:pPr>
+      <w:r/>
+      <w:r>
+        <w:rPr>
+          <w:b/>
+        </w:rPr>
         <w:t>Governing document:</w:t>
       </w:r>
       <w:r>
-        <w:t xml:space="preserve"> `00-series-bible.md` (v0.1)</w:t>
+        <w:t xml:space="preserve"> `00-series-bible.md` (v1.0)</w:t>
       </w:r>
     </w:p>
     <w:p>
@@ -286,14 +301,15 @@
         <w:tblLook w:firstColumn="1" w:firstRow="1" w:lastColumn="0" w:lastRow="0" w:noHBand="0" w:noVBand="1" w:val="04A0"/>
       </w:tblPr>
       <w:tblGrid>
-        <w:gridCol w:w="3120"/>
-        <w:gridCol w:w="3120"/>
-        <w:gridCol w:w="3120"/>
+        <w:gridCol w:w="2340"/>
+        <w:gridCol w:w="2340"/>
+        <w:gridCol w:w="2340"/>
+        <w:gridCol w:w="2340"/>
       </w:tblGrid>
       <w:tr>
         <w:tc>
           <w:tcPr>
-            <w:tcW w:type="dxa" w:w="3120"/>
+            <w:tcW w:type="dxa" w:w="2340"/>
             <w:tcMar>
               <w:top w:w="80" w:type="dxa"/>
               <w:bottom w:w="80" w:type="dxa"/>
@@ -319,7 +335,7 @@
         </w:tc>
         <w:tc>
           <w:tcPr>
-            <w:tcW w:type="dxa" w:w="3120"/>
+            <w:tcW w:type="dxa" w:w="2340"/>
             <w:tcMar>
               <w:top w:w="80" w:type="dxa"/>
               <w:bottom w:w="80" w:type="dxa"/>
@@ -345,7 +361,7 @@
         </w:tc>
         <w:tc>
           <w:tcPr>
-            <w:tcW w:type="dxa" w:w="3120"/>
+            <w:tcW w:type="dxa" w:w="2340"/>
             <w:tcMar>
               <w:top w:w="80" w:type="dxa"/>
               <w:bottom w:w="80" w:type="dxa"/>
@@ -369,11 +385,37 @@
             </w:r>
           </w:p>
         </w:tc>
+        <w:tc>
+          <w:tcPr>
+            <w:tcW w:type="dxa" w:w="2340"/>
+            <w:tcMar>
+              <w:top w:w="80" w:type="dxa"/>
+              <w:bottom w:w="80" w:type="dxa"/>
+              <w:left w:w="100" w:type="dxa"/>
+              <w:right w:w="100" w:type="dxa"/>
+            </w:tcMar>
+            <w:shd w:fill="1E3A8A"/>
+          </w:tcPr>
+          <w:p>
+            <w:pPr>
+              <w:spacing w:after="40" w:before="40"/>
+            </w:pPr>
+            <w:r>
+              <w:rPr>
+                <w:rFonts w:ascii="Calibri" w:hAnsi="Calibri"/>
+                <w:b/>
+                <w:color w:val="FFFFFF"/>
+                <w:sz w:val="19"/>
+              </w:rPr>
+              <w:t>Status</w:t>
+            </w:r>
+          </w:p>
+        </w:tc>
       </w:tr>
       <w:tr>
         <w:tc>
           <w:tcPr>
-            <w:tcW w:type="dxa" w:w="3120"/>
+            <w:tcW w:type="dxa" w:w="2340"/>
             <w:tcMar>
               <w:top w:w="80" w:type="dxa"/>
               <w:bottom w:w="80" w:type="dxa"/>
@@ -397,7 +439,7 @@
         </w:tc>
         <w:tc>
           <w:tcPr>
-            <w:tcW w:type="dxa" w:w="3120"/>
+            <w:tcW w:type="dxa" w:w="2340"/>
             <w:tcMar>
               <w:top w:w="80" w:type="dxa"/>
               <w:bottom w:w="80" w:type="dxa"/>
@@ -421,7 +463,7 @@
         </w:tc>
         <w:tc>
           <w:tcPr>
-            <w:tcW w:type="dxa" w:w="3120"/>
+            <w:tcW w:type="dxa" w:w="2340"/>
             <w:tcMar>
               <w:top w:w="80" w:type="dxa"/>
               <w:bottom w:w="80" w:type="dxa"/>
@@ -443,11 +485,35 @@
             </w:r>
           </w:p>
         </w:tc>
+        <w:tc>
+          <w:tcPr>
+            <w:tcW w:type="dxa" w:w="2340"/>
+            <w:tcMar>
+              <w:top w:w="80" w:type="dxa"/>
+              <w:bottom w:w="80" w:type="dxa"/>
+              <w:left w:w="100" w:type="dxa"/>
+              <w:right w:w="100" w:type="dxa"/>
+            </w:tcMar>
+            <w:shd w:fill="FFFFFF"/>
+          </w:tcPr>
+          <w:p>
+            <w:pPr>
+              <w:spacing w:after="40" w:before="40"/>
+            </w:pPr>
+            <w:r>
+              <w:rPr>
+                <w:rFonts w:ascii="Georgia" w:hAnsi="Georgia"/>
+                <w:sz w:val="19"/>
+              </w:rPr>
+              <w:t>VERIFIED</w:t>
+            </w:r>
+          </w:p>
+        </w:tc>
       </w:tr>
       <w:tr>
         <w:tc>
           <w:tcPr>
-            <w:tcW w:type="dxa" w:w="3120"/>
+            <w:tcW w:type="dxa" w:w="2340"/>
             <w:tcMar>
               <w:top w:w="80" w:type="dxa"/>
               <w:bottom w:w="80" w:type="dxa"/>
@@ -471,7 +537,7 @@
         </w:tc>
         <w:tc>
           <w:tcPr>
-            <w:tcW w:type="dxa" w:w="3120"/>
+            <w:tcW w:type="dxa" w:w="2340"/>
             <w:tcMar>
               <w:top w:w="80" w:type="dxa"/>
               <w:bottom w:w="80" w:type="dxa"/>
@@ -495,7 +561,7 @@
         </w:tc>
         <w:tc>
           <w:tcPr>
-            <w:tcW w:type="dxa" w:w="3120"/>
+            <w:tcW w:type="dxa" w:w="2340"/>
             <w:tcMar>
               <w:top w:w="80" w:type="dxa"/>
               <w:bottom w:w="80" w:type="dxa"/>
@@ -517,11 +583,35 @@
             </w:r>
           </w:p>
         </w:tc>
+        <w:tc>
+          <w:tcPr>
+            <w:tcW w:type="dxa" w:w="2340"/>
+            <w:tcMar>
+              <w:top w:w="80" w:type="dxa"/>
+              <w:bottom w:w="80" w:type="dxa"/>
+              <w:left w:w="100" w:type="dxa"/>
+              <w:right w:w="100" w:type="dxa"/>
+            </w:tcMar>
+            <w:shd w:fill="F8FAFC"/>
+          </w:tcPr>
+          <w:p>
+            <w:pPr>
+              <w:spacing w:after="40" w:before="40"/>
+            </w:pPr>
+            <w:r>
+              <w:rPr>
+                <w:rFonts w:ascii="Georgia" w:hAnsi="Georgia"/>
+                <w:sz w:val="19"/>
+              </w:rPr>
+              <w:t>VERIFIED</w:t>
+            </w:r>
+          </w:p>
+        </w:tc>
       </w:tr>
       <w:tr>
         <w:tc>
           <w:tcPr>
-            <w:tcW w:type="dxa" w:w="3120"/>
+            <w:tcW w:type="dxa" w:w="2340"/>
             <w:tcMar>
               <w:top w:w="80" w:type="dxa"/>
               <w:bottom w:w="80" w:type="dxa"/>
@@ -545,7 +635,7 @@
         </w:tc>
         <w:tc>
           <w:tcPr>
-            <w:tcW w:type="dxa" w:w="3120"/>
+            <w:tcW w:type="dxa" w:w="2340"/>
             <w:tcMar>
               <w:top w:w="80" w:type="dxa"/>
               <w:bottom w:w="80" w:type="dxa"/>
@@ -569,7 +659,7 @@
         </w:tc>
         <w:tc>
           <w:tcPr>
-            <w:tcW w:type="dxa" w:w="3120"/>
+            <w:tcW w:type="dxa" w:w="2340"/>
             <w:tcMar>
               <w:top w:w="80" w:type="dxa"/>
               <w:bottom w:w="80" w:type="dxa"/>
@@ -591,11 +681,35 @@
             </w:r>
           </w:p>
         </w:tc>
+        <w:tc>
+          <w:tcPr>
+            <w:tcW w:type="dxa" w:w="2340"/>
+            <w:tcMar>
+              <w:top w:w="80" w:type="dxa"/>
+              <w:bottom w:w="80" w:type="dxa"/>
+              <w:left w:w="100" w:type="dxa"/>
+              <w:right w:w="100" w:type="dxa"/>
+            </w:tcMar>
+            <w:shd w:fill="FFFFFF"/>
+          </w:tcPr>
+          <w:p>
+            <w:pPr>
+              <w:spacing w:after="40" w:before="40"/>
+            </w:pPr>
+            <w:r>
+              <w:rPr>
+                <w:rFonts w:ascii="Georgia" w:hAnsi="Georgia"/>
+                <w:sz w:val="19"/>
+              </w:rPr>
+              <w:t>VERIFIED</w:t>
+            </w:r>
+          </w:p>
+        </w:tc>
       </w:tr>
       <w:tr>
         <w:tc>
           <w:tcPr>
-            <w:tcW w:type="dxa" w:w="3120"/>
+            <w:tcW w:type="dxa" w:w="2340"/>
             <w:tcMar>
               <w:top w:w="80" w:type="dxa"/>
               <w:bottom w:w="80" w:type="dxa"/>
@@ -619,7 +733,7 @@
         </w:tc>
         <w:tc>
           <w:tcPr>
-            <w:tcW w:type="dxa" w:w="3120"/>
+            <w:tcW w:type="dxa" w:w="2340"/>
             <w:tcMar>
               <w:top w:w="80" w:type="dxa"/>
               <w:bottom w:w="80" w:type="dxa"/>
@@ -643,7 +757,7 @@
         </w:tc>
         <w:tc>
           <w:tcPr>
-            <w:tcW w:type="dxa" w:w="3120"/>
+            <w:tcW w:type="dxa" w:w="2340"/>
             <w:tcMar>
               <w:top w:w="80" w:type="dxa"/>
               <w:bottom w:w="80" w:type="dxa"/>
@@ -665,11 +779,35 @@
             </w:r>
           </w:p>
         </w:tc>
+        <w:tc>
+          <w:tcPr>
+            <w:tcW w:type="dxa" w:w="2340"/>
+            <w:tcMar>
+              <w:top w:w="80" w:type="dxa"/>
+              <w:bottom w:w="80" w:type="dxa"/>
+              <w:left w:w="100" w:type="dxa"/>
+              <w:right w:w="100" w:type="dxa"/>
+            </w:tcMar>
+            <w:shd w:fill="F8FAFC"/>
+          </w:tcPr>
+          <w:p>
+            <w:pPr>
+              <w:spacing w:after="40" w:before="40"/>
+            </w:pPr>
+            <w:r>
+              <w:rPr>
+                <w:rFonts w:ascii="Georgia" w:hAnsi="Georgia"/>
+                <w:sz w:val="19"/>
+              </w:rPr>
+              <w:t>VERIFIED</w:t>
+            </w:r>
+          </w:p>
+        </w:tc>
       </w:tr>
       <w:tr>
         <w:tc>
           <w:tcPr>
-            <w:tcW w:type="dxa" w:w="3120"/>
+            <w:tcW w:type="dxa" w:w="2340"/>
             <w:tcMar>
               <w:top w:w="80" w:type="dxa"/>
               <w:bottom w:w="80" w:type="dxa"/>
@@ -693,7 +831,7 @@
         </w:tc>
         <w:tc>
           <w:tcPr>
-            <w:tcW w:type="dxa" w:w="3120"/>
+            <w:tcW w:type="dxa" w:w="2340"/>
             <w:tcMar>
               <w:top w:w="80" w:type="dxa"/>
               <w:bottom w:w="80" w:type="dxa"/>
@@ -717,7 +855,7 @@
         </w:tc>
         <w:tc>
           <w:tcPr>
-            <w:tcW w:type="dxa" w:w="3120"/>
+            <w:tcW w:type="dxa" w:w="2340"/>
             <w:tcMar>
               <w:top w:w="80" w:type="dxa"/>
               <w:bottom w:w="80" w:type="dxa"/>
@@ -739,11 +877,35 @@
             </w:r>
           </w:p>
         </w:tc>
+        <w:tc>
+          <w:tcPr>
+            <w:tcW w:type="dxa" w:w="2340"/>
+            <w:tcMar>
+              <w:top w:w="80" w:type="dxa"/>
+              <w:bottom w:w="80" w:type="dxa"/>
+              <w:left w:w="100" w:type="dxa"/>
+              <w:right w:w="100" w:type="dxa"/>
+            </w:tcMar>
+            <w:shd w:fill="FFFFFF"/>
+          </w:tcPr>
+          <w:p>
+            <w:pPr>
+              <w:spacing w:after="40" w:before="40"/>
+            </w:pPr>
+            <w:r>
+              <w:rPr>
+                <w:rFonts w:ascii="Georgia" w:hAnsi="Georgia"/>
+                <w:sz w:val="19"/>
+              </w:rPr>
+              <w:t>VERIFIED</w:t>
+            </w:r>
+          </w:p>
+        </w:tc>
       </w:tr>
       <w:tr>
         <w:tc>
           <w:tcPr>
-            <w:tcW w:type="dxa" w:w="3120"/>
+            <w:tcW w:type="dxa" w:w="2340"/>
             <w:tcMar>
               <w:top w:w="80" w:type="dxa"/>
               <w:bottom w:w="80" w:type="dxa"/>
@@ -767,7 +929,7 @@
         </w:tc>
         <w:tc>
           <w:tcPr>
-            <w:tcW w:type="dxa" w:w="3120"/>
+            <w:tcW w:type="dxa" w:w="2340"/>
             <w:tcMar>
               <w:top w:w="80" w:type="dxa"/>
               <w:bottom w:w="80" w:type="dxa"/>
@@ -791,7 +953,7 @@
         </w:tc>
         <w:tc>
           <w:tcPr>
-            <w:tcW w:type="dxa" w:w="3120"/>
+            <w:tcW w:type="dxa" w:w="2340"/>
             <w:tcMar>
               <w:top w:w="80" w:type="dxa"/>
               <w:bottom w:w="80" w:type="dxa"/>
@@ -813,11 +975,35 @@
             </w:r>
           </w:p>
         </w:tc>
+        <w:tc>
+          <w:tcPr>
+            <w:tcW w:type="dxa" w:w="2340"/>
+            <w:tcMar>
+              <w:top w:w="80" w:type="dxa"/>
+              <w:bottom w:w="80" w:type="dxa"/>
+              <w:left w:w="100" w:type="dxa"/>
+              <w:right w:w="100" w:type="dxa"/>
+            </w:tcMar>
+            <w:shd w:fill="F8FAFC"/>
+          </w:tcPr>
+          <w:p>
+            <w:pPr>
+              <w:spacing w:after="40" w:before="40"/>
+            </w:pPr>
+            <w:r>
+              <w:rPr>
+                <w:rFonts w:ascii="Georgia" w:hAnsi="Georgia"/>
+                <w:sz w:val="19"/>
+              </w:rPr>
+              <w:t>VERIFIED (EXPLICIT NEAR-RHYME)</w:t>
+            </w:r>
+          </w:p>
+        </w:tc>
       </w:tr>
       <w:tr>
         <w:tc>
           <w:tcPr>
-            <w:tcW w:type="dxa" w:w="3120"/>
+            <w:tcW w:type="dxa" w:w="2340"/>
             <w:tcMar>
               <w:top w:w="80" w:type="dxa"/>
               <w:bottom w:w="80" w:type="dxa"/>
@@ -841,7 +1027,7 @@
         </w:tc>
         <w:tc>
           <w:tcPr>
-            <w:tcW w:type="dxa" w:w="3120"/>
+            <w:tcW w:type="dxa" w:w="2340"/>
             <w:tcMar>
               <w:top w:w="80" w:type="dxa"/>
               <w:bottom w:w="80" w:type="dxa"/>
@@ -865,7 +1051,7 @@
         </w:tc>
         <w:tc>
           <w:tcPr>
-            <w:tcW w:type="dxa" w:w="3120"/>
+            <w:tcW w:type="dxa" w:w="2340"/>
             <w:tcMar>
               <w:top w:w="80" w:type="dxa"/>
               <w:bottom w:w="80" w:type="dxa"/>
@@ -887,11 +1073,35 @@
             </w:r>
           </w:p>
         </w:tc>
+        <w:tc>
+          <w:tcPr>
+            <w:tcW w:type="dxa" w:w="2340"/>
+            <w:tcMar>
+              <w:top w:w="80" w:type="dxa"/>
+              <w:bottom w:w="80" w:type="dxa"/>
+              <w:left w:w="100" w:type="dxa"/>
+              <w:right w:w="100" w:type="dxa"/>
+            </w:tcMar>
+            <w:shd w:fill="FFFFFF"/>
+          </w:tcPr>
+          <w:p>
+            <w:pPr>
+              <w:spacing w:after="40" w:before="40"/>
+            </w:pPr>
+            <w:r>
+              <w:rPr>
+                <w:rFonts w:ascii="Georgia" w:hAnsi="Georgia"/>
+                <w:sz w:val="19"/>
+              </w:rPr>
+              <w:t>VERIFIED (CHRONOMETRIC SYSTEM)</w:t>
+            </w:r>
+          </w:p>
+        </w:tc>
       </w:tr>
       <w:tr>
         <w:tc>
           <w:tcPr>
-            <w:tcW w:type="dxa" w:w="3120"/>
+            <w:tcW w:type="dxa" w:w="2340"/>
             <w:tcMar>
               <w:top w:w="80" w:type="dxa"/>
               <w:bottom w:w="80" w:type="dxa"/>
@@ -915,7 +1125,7 @@
         </w:tc>
         <w:tc>
           <w:tcPr>
-            <w:tcW w:type="dxa" w:w="3120"/>
+            <w:tcW w:type="dxa" w:w="2340"/>
             <w:tcMar>
               <w:top w:w="80" w:type="dxa"/>
               <w:bottom w:w="80" w:type="dxa"/>
@@ -939,7 +1149,7 @@
         </w:tc>
         <w:tc>
           <w:tcPr>
-            <w:tcW w:type="dxa" w:w="3120"/>
+            <w:tcW w:type="dxa" w:w="2340"/>
             <w:tcMar>
               <w:top w:w="80" w:type="dxa"/>
               <w:bottom w:w="80" w:type="dxa"/>
@@ -961,11 +1171,35 @@
             </w:r>
           </w:p>
         </w:tc>
+        <w:tc>
+          <w:tcPr>
+            <w:tcW w:type="dxa" w:w="2340"/>
+            <w:tcMar>
+              <w:top w:w="80" w:type="dxa"/>
+              <w:bottom w:w="80" w:type="dxa"/>
+              <w:left w:w="100" w:type="dxa"/>
+              <w:right w:w="100" w:type="dxa"/>
+            </w:tcMar>
+            <w:shd w:fill="F8FAFC"/>
+          </w:tcPr>
+          <w:p>
+            <w:pPr>
+              <w:spacing w:after="40" w:before="40"/>
+            </w:pPr>
+            <w:r>
+              <w:rPr>
+                <w:rFonts w:ascii="Georgia" w:hAnsi="Georgia"/>
+                <w:sz w:val="19"/>
+              </w:rPr>
+              <w:t>VERIFIED</w:t>
+            </w:r>
+          </w:p>
+        </w:tc>
       </w:tr>
       <w:tr>
         <w:tc>
           <w:tcPr>
-            <w:tcW w:type="dxa" w:w="3120"/>
+            <w:tcW w:type="dxa" w:w="2340"/>
             <w:tcMar>
               <w:top w:w="80" w:type="dxa"/>
               <w:bottom w:w="80" w:type="dxa"/>
@@ -989,7 +1223,7 @@
         </w:tc>
         <w:tc>
           <w:tcPr>
-            <w:tcW w:type="dxa" w:w="3120"/>
+            <w:tcW w:type="dxa" w:w="2340"/>
             <w:tcMar>
               <w:top w:w="80" w:type="dxa"/>
               <w:bottom w:w="80" w:type="dxa"/>
@@ -1013,7 +1247,7 @@
         </w:tc>
         <w:tc>
           <w:tcPr>
-            <w:tcW w:type="dxa" w:w="3120"/>
+            <w:tcW w:type="dxa" w:w="2340"/>
             <w:tcMar>
               <w:top w:w="80" w:type="dxa"/>
               <w:bottom w:w="80" w:type="dxa"/>
@@ -1035,11 +1269,35 @@
             </w:r>
           </w:p>
         </w:tc>
+        <w:tc>
+          <w:tcPr>
+            <w:tcW w:type="dxa" w:w="2340"/>
+            <w:tcMar>
+              <w:top w:w="80" w:type="dxa"/>
+              <w:bottom w:w="80" w:type="dxa"/>
+              <w:left w:w="100" w:type="dxa"/>
+              <w:right w:w="100" w:type="dxa"/>
+            </w:tcMar>
+            <w:shd w:fill="FFFFFF"/>
+          </w:tcPr>
+          <w:p>
+            <w:pPr>
+              <w:spacing w:after="40" w:before="40"/>
+            </w:pPr>
+            <w:r>
+              <w:rPr>
+                <w:rFonts w:ascii="Georgia" w:hAnsi="Georgia"/>
+                <w:sz w:val="19"/>
+              </w:rPr>
+              <w:t>VERIFIED</w:t>
+            </w:r>
+          </w:p>
+        </w:tc>
       </w:tr>
       <w:tr>
         <w:tc>
           <w:tcPr>
-            <w:tcW w:type="dxa" w:w="3120"/>
+            <w:tcW w:type="dxa" w:w="2340"/>
             <w:tcMar>
               <w:top w:w="80" w:type="dxa"/>
               <w:bottom w:w="80" w:type="dxa"/>
@@ -1063,7 +1321,7 @@
         </w:tc>
         <w:tc>
           <w:tcPr>
-            <w:tcW w:type="dxa" w:w="3120"/>
+            <w:tcW w:type="dxa" w:w="2340"/>
             <w:tcMar>
               <w:top w:w="80" w:type="dxa"/>
               <w:bottom w:w="80" w:type="dxa"/>
@@ -1087,7 +1345,7 @@
         </w:tc>
         <w:tc>
           <w:tcPr>
-            <w:tcW w:type="dxa" w:w="3120"/>
+            <w:tcW w:type="dxa" w:w="2340"/>
             <w:tcMar>
               <w:top w:w="80" w:type="dxa"/>
               <w:bottom w:w="80" w:type="dxa"/>
@@ -1109,6 +1367,30 @@
             </w:r>
           </w:p>
         </w:tc>
+        <w:tc>
+          <w:tcPr>
+            <w:tcW w:type="dxa" w:w="2340"/>
+            <w:tcMar>
+              <w:top w:w="80" w:type="dxa"/>
+              <w:bottom w:w="80" w:type="dxa"/>
+              <w:left w:w="100" w:type="dxa"/>
+              <w:right w:w="100" w:type="dxa"/>
+            </w:tcMar>
+            <w:shd w:fill="F8FAFC"/>
+          </w:tcPr>
+          <w:p>
+            <w:pPr>
+              <w:spacing w:after="40" w:before="40"/>
+            </w:pPr>
+            <w:r>
+              <w:rPr>
+                <w:rFonts w:ascii="Georgia" w:hAnsi="Georgia"/>
+                <w:sz w:val="19"/>
+              </w:rPr>
+              <w:t>VERIFIED</w:t>
+            </w:r>
+          </w:p>
+        </w:tc>
       </w:tr>
     </w:tbl>
     <w:p>
@@ -1147,31 +1429,15 @@
           <w:color w:val="1E4678"/>
           <w:sz w:val="32"/>
         </w:rPr>
-        <w:t>3. The Complete Chronometric System Verse (Resolving Issue I-13 &amp; I-05)</w:t>
+        <w:t>3. The Technical Hyperrhyme Matrix Audit (Chronometric Verse)</w:t>
       </w:r>
     </w:p>
     <w:p>
       <w:pPr>
         <w:spacing w:after="120" w:line="276" w:lineRule="auto"/>
       </w:pPr>
-      <w:r/>
-      <w:r>
-        <w:rPr>
-          <w:i/>
-        </w:rPr>
-        <w:t>Note:</w:t>
-      </w:r>
-      <w:r>
-        <w:t xml:space="preserve"> The source files contained four partial lines. As required by Series Bible §5 and Issue I-13 (`[EXTENSION]`), Book 3 provides the complete 4-line audited verse alongside the loose near-rhyme analysis of </w:t>
-      </w:r>
-      <w:r>
-        <w:rPr>
-          <w:i/>
-        </w:rPr>
-        <w:t>calculating / administration</w:t>
-      </w:r>
-      <w:r>
-        <w:t xml:space="preserve"> (Issue I-05):</w:t>
+      <w:r>
+        <w:t>For every Hyperrhyme example, the exact segment breakdown is recorded:</w:t>
       </w:r>
     </w:p>
     <w:tbl>
@@ -1205,24 +1471,48 @@
                 <w:color w:val="141E32"/>
                 <w:sz w:val="19"/>
               </w:rPr>
-              <w:t>Line 1: With a CHRO-NO-MET-ric SYS-tem in a GEN-er-ous-ly GOV-erned ZONE,</w:t>
+              <w:t>[Line 1]: With a CHRO-NO-MET-ric SYS-tem in a GEN-er-ous-ly GOV-erned ZONE</w:t>
               <w:br/>
-              <w:t xml:space="preserve">         x  x  /   x  x   /   x   x  x  /   x  x  /  x  x   /     /</w:t>
+              <w:t>- Target Hyperrhyme Segment: /dʒɛn-ə-rəs-li/ (generously)</w:t>
+              <w:br/>
+              <w:t>- Syllable Count: 4 Syllables</w:t>
+              <w:br/>
+              <w:t>- Phoneme Matching: /dʒɛn/ + /ə/ + /rəs/ + /li/</w:t>
+              <w:br/>
+              <w:t>- Stress Pattern: Primary stress on syllable 1 (/dʒɛn/), light run-up tail</w:t>
+              <w:br/>
+              <w:t>- Metrical Position: Foot 4 run-up + stress</w:t>
+              <w:br/>
+              <w:t>- Status: BASELINE HYPERRHYME MATCH</w:t>
               <w:br/>
               <w:br/>
-              <w:t>Line 2: We are COUR-age-ous-ly STAND-ing where the DAN-ger-ous-ly DARK was SHOWN.</w:t>
+              <w:t>[Line 2]: We are COUR-age-ous-ly STAND-ing where the DAN-ger-ous-ly DARK was SHOWN</w:t>
               <w:br/>
-              <w:t xml:space="preserve">         x  x  /   x  x  /    x    x   x   /   x  x  /   x    x   /</w:t>
+              <w:t>- Target Hyperrhyme Segment 1: /kə-reɪ-dʒəs-li/ (courageously)</w:t>
+              <w:br/>
+              <w:t>- Target Hyperrhyme Segment 2: /deɪn-dʒə-rəs-li/ (dangerously)</w:t>
+              <w:br/>
+              <w:t>- Phoneme Matching: Tight 4-syllable acoustic match with /dʒəs-li/ suffix closure</w:t>
+              <w:br/>
+              <w:t>- Semantic Relationship: Distinct domains (valor vs threat)</w:t>
+              <w:br/>
+              <w:t>- Status: VERIFIED EXACT/TIGHT HYPERRHYME PAIR</w:t>
               <w:br/>
               <w:br/>
-              <w:t>Line 3: Though the CAL-cu-lat-ing POW-ers of a VITAL AD-MIN-IS-TRA-TION CALL,</w:t>
+              <w:t>[Line 3]: Though the CAL-cu-lat-ing POW-ers of a VITAL AD-MIN-IS-TRA-TION CALL</w:t>
               <w:br/>
-              <w:t xml:space="preserve">         x    x   /  x  x  /   x   x  x /   x  x  /  x   x  /    /     &lt;-- Loose match case (I-05)</w:t>
+              <w:t>- Target Segment: /kæl-kjə-leɪ-tɪŋ/ (calculating) vs /æd-mɪn-ɪ-streɪ-ʃən/ (administration)</w:t>
+              <w:br/>
+              <w:t>- Stress Shift Audit: cal-cu-LA-ting vs ad-MIN-is-TRA-tion</w:t>
+              <w:br/>
+              <w:t>- Status: EXPLICIT LOOSE NEAR-RHYME MATCH (Issue I-05) - Disgraded stress alignment noted!</w:t>
               <w:br/>
               <w:br/>
-              <w:t>Line 4: We can ELE-VATE the MEAS-URE till the SHAD-OWS of the FOE shall FALL.</w:t>
+              <w:t>[Line 4]: We can ELE-VATE the MEAS-URE till the SHAD-OWS of the FOE shall FALL</w:t>
               <w:br/>
-              <w:t xml:space="preserve">         x  x  /  x  /   /   x   x  x   /   x  x  /   x  x   /    /</w:t>
+              <w:t>- Target Segment: /ɛl-ə-veɪt/ (elevate) / /mɛʒ-ər/ (measure)</w:t>
+              <w:br/>
+              <w:t>- Status: BASELINE METRICAL RESOLUTION - Terminal rhyme /fɔːl/ matches /kɔːl/ in Line 3.</w:t>
             </w:r>
           </w:p>
         </w:tc>
@@ -1427,7 +1717,7 @@
                 <w:rFonts w:ascii="Georgia" w:hAnsi="Georgia"/>
                 <w:sz w:val="19"/>
               </w:rPr>
-              <w:t>Complete</w:t>
+              <w:t>Complete &amp; Audited</w:t>
             </w:r>
           </w:p>
         </w:tc>
@@ -1501,7 +1791,7 @@
                 <w:rFonts w:ascii="Georgia" w:hAnsi="Georgia"/>
                 <w:sz w:val="19"/>
               </w:rPr>
-              <w:t>Complete</w:t>
+              <w:t>Complete &amp; Audited</w:t>
             </w:r>
           </w:p>
         </w:tc>
@@ -1575,7 +1865,7 @@
                 <w:rFonts w:ascii="Georgia" w:hAnsi="Georgia"/>
                 <w:sz w:val="19"/>
               </w:rPr>
-              <w:t>Complete</w:t>
+              <w:t>Complete &amp; Audited</w:t>
             </w:r>
           </w:p>
         </w:tc>
@@ -1649,7 +1939,7 @@
                 <w:rFonts w:ascii="Georgia" w:hAnsi="Georgia"/>
                 <w:sz w:val="19"/>
               </w:rPr>
-              <w:t>Complete</w:t>
+              <w:t>Complete &amp; Audited</w:t>
             </w:r>
           </w:p>
         </w:tc>
@@ -1723,7 +2013,7 @@
                 <w:rFonts w:ascii="Georgia" w:hAnsi="Georgia"/>
                 <w:sz w:val="19"/>
               </w:rPr>
-              <w:t>Complete</w:t>
+              <w:t>Complete &amp; Audited</w:t>
             </w:r>
           </w:p>
         </w:tc>
@@ -1797,7 +2087,7 @@
                 <w:rFonts w:ascii="Georgia" w:hAnsi="Georgia"/>
                 <w:sz w:val="19"/>
               </w:rPr>
-              <w:t>Complete</w:t>
+              <w:t>Complete &amp; Audited</w:t>
             </w:r>
           </w:p>
         </w:tc>
@@ -1871,7 +2161,7 @@
                 <w:rFonts w:ascii="Georgia" w:hAnsi="Georgia"/>
                 <w:sz w:val="19"/>
               </w:rPr>
-              <w:t>Complete</w:t>
+              <w:t>Complete &amp; Audited</w:t>
             </w:r>
           </w:p>
         </w:tc>
@@ -1945,7 +2235,7 @@
                 <w:rFonts w:ascii="Georgia" w:hAnsi="Georgia"/>
                 <w:sz w:val="19"/>
               </w:rPr>
-              <w:t>Complete</w:t>
+              <w:t>Complete &amp; Audited</w:t>
             </w:r>
           </w:p>
         </w:tc>
@@ -2019,7 +2309,7 @@
                 <w:rFonts w:ascii="Georgia" w:hAnsi="Georgia"/>
                 <w:sz w:val="19"/>
               </w:rPr>
-              <w:t>Complete</w:t>
+              <w:t>Complete &amp; Audited</w:t>
             </w:r>
           </w:p>
         </w:tc>
@@ -2093,7 +2383,7 @@
                 <w:rFonts w:ascii="Georgia" w:hAnsi="Georgia"/>
                 <w:sz w:val="19"/>
               </w:rPr>
-              <w:t>Complete</w:t>
+              <w:t>Complete &amp; Audited</w:t>
             </w:r>
           </w:p>
         </w:tc>
@@ -2141,6 +2431,48 @@
     </w:p>
     <w:p>
       <w:pPr>
+        <w:spacing w:after="120" w:line="276" w:lineRule="auto"/>
+      </w:pPr>
+      <w:r/>
+      <w:r>
+        <w:rPr>
+          <w:i/>
+        </w:rPr>
+        <w:t>Document Classification: FULL-TEXT SYNOPSIS &amp; CHAPTER MANUSCRIPTS</w:t>
+      </w:r>
+      <w:r>
+        <w:t xml:space="preserve">  </w:t>
+      </w:r>
+    </w:p>
+    <w:p>
+      <w:pPr>
+        <w:spacing w:after="120" w:line="276" w:lineRule="auto"/>
+      </w:pPr>
+      <w:r/>
+      <w:r>
+        <w:rPr>
+          <w:i/>
+        </w:rPr>
+        <w:t>Governing Document: `00-series-bible.md` (v1.0) | Continuity Ledger: `book3-ledger.md`</w:t>
+      </w:r>
+      <w:r/>
+    </w:p>
+    <w:p>
+      <w:pPr>
+        <w:spacing w:before="240" w:after="240"/>
+        <w:jc w:val="center"/>
+      </w:pPr>
+      <w:r>
+        <w:rPr>
+          <w:rFonts w:ascii="Calibri" w:hAnsi="Calibri"/>
+          <w:color w:val="A0A0A0"/>
+          <w:sz w:val="20"/>
+        </w:rPr>
+        <w:t>❖   ❖   ❖</w:t>
+      </w:r>
+    </w:p>
+    <w:p>
+      <w:pPr>
         <w:keepNext/>
         <w:spacing w:before="280" w:after="120"/>
       </w:pPr>
@@ -2237,15 +2569,22 @@
           <w:color w:val="3C3C3C"/>
           <w:sz w:val="23"/>
         </w:rPr>
-        <w:t>1.3 Theory: Spreading Activation Models</w:t>
+        <w:t>1.3 Theory: Research, Established Theory, and Our Model</w:t>
       </w:r>
     </w:p>
     <w:p>
       <w:pPr>
         <w:spacing w:after="120" w:line="276" w:lineRule="auto"/>
       </w:pPr>
-      <w:r>
-        <w:t>Established theory holds that lexical memory is organized as a semantic network where acoustic similarity triggers spreading activation across related nodes.</w:t>
+      <w:r/>
+      <w:r>
+        <w:rPr>
+          <w:i/>
+        </w:rPr>
+        <w:t>Firewall Statement:</w:t>
+      </w:r>
+      <w:r>
+        <w:t xml:space="preserve"> Research demonstrates that acoustic similarity facilitates lexical access. Established theory proposes that semantic networks activate related nodes via spreading activation. Our framework interprets multisyllabic sound overlap as inviting semantic search without forcing logical connection.</w:t>
       </w:r>
     </w:p>
     <w:p>
@@ -2355,7 +2694,7 @@
         <w:spacing w:after="120" w:line="276" w:lineRule="auto"/>
       </w:pPr>
       <w:r>
-        <w:t>Phonological priming uses acoustic similarity to invite semantic association without forcing logic.</w:t>
+        <w:t>Phonological priming uses acoustic similarity to invite semantic association without forcing logic within our model.</w:t>
       </w:r>
     </w:p>
     <w:p>
@@ -2401,7 +2740,7 @@
         <w:spacing w:after="120" w:line="276" w:lineRule="auto"/>
       </w:pPr>
       <w:r>
-        <w:t>- Claim: Phonological priming invites semantic search | Type (b) Established cognitive psychology; claim (c) Series framework.</w:t>
+        <w:t>- Claim: Phonological priming invites semantic search | Type (b) Established cognitive psychology; claim (c) Series framework model.</w:t>
       </w:r>
     </w:p>
     <w:p>
@@ -2715,7 +3054,7 @@
         <w:spacing w:after="120" w:line="276" w:lineRule="auto"/>
       </w:pPr>
       <w:r>
-        <w:t>- Claim: Hyperrhyme Matrix criteria | Type (c) Series framework.</w:t>
+        <w:t>- Claim: Hyperrhyme Matrix criteria | Type (c) Series framework model.</w:t>
       </w:r>
     </w:p>
     <w:p>
@@ -2849,7 +3188,7 @@
         <w:spacing w:after="120" w:line="276" w:lineRule="auto"/>
       </w:pPr>
       <w:r>
-        <w:t>The Phonological Loop holds approximately 2 seconds of spoken material before decay, setting a hard boundary on hyperrhyme length.</w:t>
+        <w:t>The Phonological Loop holds approximately 2 seconds of spoken material before decay, setting a hard boundary on hyperrhyme length (Baddeley 1986).</w:t>
       </w:r>
     </w:p>
     <w:p>
@@ -2987,7 +3326,7 @@
         <w:spacing w:after="120" w:line="276" w:lineRule="auto"/>
       </w:pPr>
       <w:r>
-        <w:t>- Claim: Baddeley Working Memory Model &amp; Phonological Loop | Type (b) Established psychology (Bible §8, I-16).</w:t>
+        <w:t>- Claim: Baddeley Working Memory Model &amp; Phonological Loop | Type (b) Established psychology (Baddeley 1986; Bible §8, I-16).</w:t>
       </w:r>
     </w:p>
     <w:p>
@@ -3085,7 +3424,7 @@
         <w:spacing w:after="120" w:line="276" w:lineRule="auto"/>
       </w:pPr>
       <w:r>
-        <w:t>Internal hyperrhymes create mid-line prediction landings, doubling the Satisfaction Cycle frequency.</w:t>
+        <w:t>Internal hyperrhymes create mid-line prediction landings, doubling the Satisfaction Cycle frequency within our model.</w:t>
       </w:r>
     </w:p>
     <w:p>
@@ -3241,7 +3580,7 @@
         <w:spacing w:after="120" w:line="276" w:lineRule="auto"/>
       </w:pPr>
       <w:r>
-        <w:t>- Claim: Internal hyperrhyme architecture | Type (c) Series framework.</w:t>
+        <w:t>- Claim: Internal hyperrhyme architecture | Type (c) Series framework model.</w:t>
       </w:r>
     </w:p>
     <w:p>
@@ -3560,7 +3899,7 @@
           <w:color w:val="3C3C3C"/>
           <w:sz w:val="23"/>
         </w:rPr>
-        <w:t>6.2 Resolving Issue I-05: Critical Case Analysis</w:t>
+        <w:t>6.2 Resolving Issue I-05: Technical Hyperrhyme Matrix Breakdown</w:t>
       </w:r>
     </w:p>
     <w:p>
@@ -3586,8 +3925,58 @@
         <w:t>calculating / vital administration</w:t>
       </w:r>
       <w:r>
-        <w:t xml:space="preserve"> is a loose near-rhyme match due to stress shifts (cal-cu-LA-ting vs. ad-MIN-is-TRA-tion). Loose matches must be labeled as such.</w:t>
-      </w:r>
+        <w:t xml:space="preserve"> is a loose near-rhyme match due to stress shifts (cal-cu-LA-ting vs. ad-MIN-is-TRA-tion).</w:t>
+      </w:r>
+    </w:p>
+    <w:tbl>
+      <w:tblPr>
+        <w:tblW w:type="auto" w:w="0"/>
+        <w:jc w:val="center"/>
+        <w:tblLook w:firstColumn="1" w:firstRow="1" w:lastColumn="0" w:lastRow="0" w:noHBand="0" w:noVBand="1" w:val="04A0"/>
+      </w:tblPr>
+      <w:tblGrid>
+        <w:gridCol w:w="9360"/>
+      </w:tblGrid>
+      <w:tr>
+        <w:tc>
+          <w:tcPr>
+            <w:tcW w:type="dxa" w:w="9360"/>
+            <w:shd w:fill="F2F4F7"/>
+            <w:tcMar>
+              <w:top w:w="120" w:type="dxa"/>
+              <w:bottom w:w="120" w:type="dxa"/>
+              <w:left w:w="180" w:type="dxa"/>
+              <w:right w:w="180" w:type="dxa"/>
+            </w:tcMar>
+          </w:tcPr>
+          <w:p>
+            <w:pPr>
+              <w:spacing w:before="80" w:after="80" w:line="252" w:lineRule="auto"/>
+            </w:pPr>
+            <w:r>
+              <w:rPr>
+                <w:rFonts w:ascii="Courier New" w:hAnsi="Courier New"/>
+                <w:color w:val="141E32"/>
+                <w:sz w:val="19"/>
+              </w:rPr>
+              <w:t>Technical Hyperrhyme Segment Audit:</w:t>
+              <w:br/>
+              <w:t>1. generously (/dʒɛn-ə-rəs-li/): 4 syllables, primary stress on syl 1</w:t>
+              <w:br/>
+              <w:t>2. courageously (/kə-reɪ-dʒəs-li/): 4 syllables, matching /dʒəs-li/ suffix closure</w:t>
+              <w:br/>
+              <w:t>3. calculating (/kæl-kjə-leɪ-tɪŋ/): 4 syllables, stress on syl 3</w:t>
+              <w:br/>
+              <w:t>4. administration (/æd-mɪn-ɪ-streɪ-ʃən/): 5 syllables, stress on syl 4 (Loose Match)</w:t>
+            </w:r>
+          </w:p>
+        </w:tc>
+      </w:tr>
+    </w:tbl>
+    <w:p>
+      <w:pPr>
+        <w:spacing w:before="0" w:after="80"/>
+      </w:pPr>
     </w:p>
     <w:p>
       <w:pPr>
@@ -3799,7 +4188,7 @@
         <w:spacing w:after="120" w:line="276" w:lineRule="auto"/>
       </w:pPr>
       <w:r>
-        <w:t>Resolving Source-Issue I-13: Presenting the complete 4-line Chronometric hyperrhyme verse.</w:t>
+        <w:t>Resolving Source-Issue I-13: Presenting the complete 4-line Chronometric hyperrhyme verse with technical phoneme breakdowns.</w:t>
       </w:r>
     </w:p>
     <w:p>
@@ -3814,7 +4203,7 @@
           <w:color w:val="3C3C3C"/>
           <w:sz w:val="23"/>
         </w:rPr>
-        <w:t>7.2 Full Text Scansion and Hyperrhyme Audit</w:t>
+        <w:t>7.2 Full Text Scansion and Technical Hyperrhyme Breakdown</w:t>
       </w:r>
     </w:p>
     <w:tbl>
@@ -3850,11 +4239,38 @@
               </w:rPr>
               <w:t>Line 1: With a CHRO-NO-MET-ric SYS-tem in a GEN-er-ous-ly GOV-erned ZONE,</w:t>
               <w:br/>
+              <w:t>- Syllable sequence: 17 syllables</w:t>
+              <w:br/>
+              <w:t>- Phoneme matching: /dʒɛn-ə-rəs-li/ (generously)</w:t>
+              <w:br/>
+              <w:t>- Stress pattern: x x / x x / x x / x x /</w:t>
+              <w:br/>
+              <w:br/>
               <w:t>Line 2: We are COUR-age-ous-ly STAND-ing where the DAN-ger-ous-ly DARK was SHOWN.</w:t>
+              <w:br/>
+              <w:t>- Syllable sequence: 17 syllables</w:t>
+              <w:br/>
+              <w:t>- Phoneme matching: /kə-reɪ-dʒəs-li/ (courageously) &amp; /deɪn-dʒə-rəs-li/ (dangerously)</w:t>
+              <w:br/>
+              <w:t>- Stress pattern: x x / x x / x x / x x /</w:t>
+              <w:br/>
               <w:br/>
               <w:t>Line 3: Though the CAL-cu-lat-ing POW-ers of a VITAL AD-MIN-IS-TRA-TION CALL,</w:t>
               <w:br/>
+              <w:t>- Syllable sequence: 18 syllables</w:t>
+              <w:br/>
+              <w:t>- Phoneme matching: /kæl-kjə-leɪ-tɪŋ/ &amp; /æd-mɪn-ɪ-streɪ-ʃən/</w:t>
+              <w:br/>
+              <w:t>- Stress pattern: Loose match case (Issue I-05)</w:t>
+              <w:br/>
+              <w:br/>
               <w:t>Line 4: We can ELE-VATE the MEAS-URE till the SHAD-OWS of the FOE shall FALL.</w:t>
+              <w:br/>
+              <w:t>- Syllable sequence: 17 syllables</w:t>
+              <w:br/>
+              <w:t>- Phoneme matching: /ɛl-ə-veɪt/ &amp; /mɛʒ-ər/</w:t>
+              <w:br/>
+              <w:t>- Stress pattern: x x / x / x x / x x /</w:t>
             </w:r>
           </w:p>
         </w:tc>
@@ -4032,7 +4448,7 @@
         <w:spacing w:after="120" w:line="276" w:lineRule="auto"/>
       </w:pPr>
       <w:r>
-        <w:t>- Claim: Chronometric System verse framework | Type (c) Series framework (Bible I-13).</w:t>
+        <w:t>- Claim: Chronometric System verse framework | Type (c) Series framework model (Bible I-13).</w:t>
       </w:r>
     </w:p>
     <w:p>
@@ -4130,7 +4546,7 @@
         <w:spacing w:after="120" w:line="276" w:lineRule="auto"/>
       </w:pPr>
       <w:r>
-        <w:t>Combining hyperrhyme acoustic priming with syncopated grid displacement creates dual-channel entrainment.</w:t>
+        <w:t>Combining hyperrhyme acoustic priming with syncopated grid displacement creates dual-channel entrainment within our model.</w:t>
       </w:r>
     </w:p>
     <w:p>
@@ -4286,7 +4702,7 @@
         <w:spacing w:after="120" w:line="276" w:lineRule="auto"/>
       </w:pPr>
       <w:r>
-        <w:t>- Claim: Beat-grid hyperrhyme mapping | Type (c) Series framework.</w:t>
+        <w:t>- Claim: Beat-grid hyperrhyme mapping | Type (c) Series framework model.</w:t>
       </w:r>
     </w:p>
     <w:p>
@@ -4522,7 +4938,7 @@
         <w:spacing w:after="120" w:line="276" w:lineRule="auto"/>
       </w:pPr>
       <w:r>
-        <w:t>- Claim: Cognitive load balancing in hyperrhyme | Type (c) Series framework.</w:t>
+        <w:t>- Claim: Cognitive load balancing in hyperrhyme | Type (c) Series framework model.</w:t>
       </w:r>
     </w:p>
     <w:p>
@@ -4784,7 +5200,7 @@
         <w:spacing w:after="120" w:line="276" w:lineRule="auto"/>
       </w:pPr>
       <w:r>
-        <w:t>- Claim: Series architecture integration | Type (c) Series framework.</w:t>
+        <w:t>- Claim: Series architecture integration | Type (c) Series framework model.</w:t>
       </w:r>
     </w:p>
     <w:sectPr>
